--- a/Files/06 - Yom Tov/16 - 10 Teves/5785/10 Teves 5785.docx
+++ b/Files/06 - Yom Tov/16 - 10 Teves/5785/10 Teves 5785.docx
@@ -19,6 +19,11 @@
           <w:rFonts w:ascii="Times New Roman" w:hAnsi="Times New Roman" w:cs="Times New Roman"/>
         </w:rPr>
         <w:br/>
+      </w:r>
+      <w:r>
+        <w:rPr>
+          <w:rFonts w:ascii="Times New Roman" w:hAnsi="Times New Roman" w:cs="Times New Roman"/>
+        </w:rPr>
         <w:t>(Erev Shabbos)</w:t>
       </w:r>
     </w:p>
@@ -318,7 +323,19 @@
         <w:rPr>
           <w:rFonts w:ascii="Times New Roman" w:hAnsi="Times New Roman" w:cs="Times New Roman"/>
         </w:rPr>
-        <w:t xml:space="preserve"> Biderman asks: how is it that </w:t>
+        <w:t xml:space="preserve"> Biderman asks: </w:t>
+      </w:r>
+      <w:r>
+        <w:rPr>
+          <w:rFonts w:ascii="Times New Roman" w:hAnsi="Times New Roman" w:cs="Times New Roman"/>
+        </w:rPr>
+        <w:t>H</w:t>
+      </w:r>
+      <w:r>
+        <w:rPr>
+          <w:rFonts w:ascii="Times New Roman" w:hAnsi="Times New Roman" w:cs="Times New Roman"/>
+        </w:rPr>
+        <w:t xml:space="preserve">ow is it that </w:t>
       </w:r>
       <w:r>
         <w:rPr>
@@ -1031,52 +1048,104 @@
         <w:rPr>
           <w:rFonts w:ascii="Times New Roman" w:hAnsi="Times New Roman" w:cs="Times New Roman"/>
         </w:rPr>
-        <w:t xml:space="preserve"> in Bobbi and Zeidy Weiss</w:t>
-      </w:r>
-      <w:r>
-        <w:rPr>
-          <w:rFonts w:ascii="Times New Roman" w:hAnsi="Times New Roman" w:cs="Times New Roman"/>
-        </w:rPr>
-        <w:t>’</w:t>
-      </w:r>
-      <w:r>
-        <w:rPr>
-          <w:rFonts w:ascii="Times New Roman" w:hAnsi="Times New Roman" w:cs="Times New Roman"/>
-        </w:rPr>
-        <w:t xml:space="preserve"> </w:t>
-      </w:r>
-      <w:r>
-        <w:rPr>
-          <w:rFonts w:ascii="Times New Roman" w:hAnsi="Times New Roman" w:cs="Times New Roman"/>
-        </w:rPr>
-        <w:t xml:space="preserve">zemiros </w:t>
-      </w:r>
-      <w:r>
-        <w:rPr>
-          <w:rFonts w:ascii="Times New Roman" w:hAnsi="Times New Roman" w:cs="Times New Roman"/>
-        </w:rPr>
-        <w:t xml:space="preserve">nigun come to mind: </w:t>
-      </w:r>
-      <w:r>
-        <w:rPr>
-          <w:rFonts w:ascii="Times New Roman" w:hAnsi="Times New Roman" w:cs="Times New Roman" w:hint="cs"/>
-          <w:rtl/>
-        </w:rPr>
-        <w:t>אֱלָ</w:t>
-      </w:r>
-      <w:r>
-        <w:rPr>
-          <w:rFonts w:ascii="Times New Roman" w:hAnsi="Times New Roman" w:cs="Times New Roman"/>
-          <w:rtl/>
-        </w:rPr>
-        <w:t>ק</w:t>
-      </w:r>
-      <w:r>
-        <w:rPr>
-          <w:rFonts w:ascii="Times New Roman" w:hAnsi="Times New Roman" w:cs="Times New Roman" w:hint="cs"/>
-          <w:rtl/>
-        </w:rPr>
-        <w:t>ָ</w:t>
+        <w:t xml:space="preserve"> in </w:t>
+      </w:r>
+      <w:r>
+        <w:rPr>
+          <w:rFonts w:ascii="Times New Roman" w:hAnsi="Times New Roman" w:cs="Times New Roman" w:hint="cs"/>
+          <w:rtl/>
+        </w:rPr>
+        <w:t>קָהּ</w:t>
+      </w:r>
+      <w:r>
+        <w:rPr>
+          <w:rFonts w:ascii="Times New Roman" w:hAnsi="Times New Roman" w:cs="Times New Roman"/>
+          <w:rtl/>
+        </w:rPr>
+        <w:t xml:space="preserve"> </w:t>
+      </w:r>
+      <w:r>
+        <w:rPr>
+          <w:rFonts w:ascii="Times New Roman" w:hAnsi="Times New Roman" w:cs="Times New Roman" w:hint="cs"/>
+          <w:rtl/>
+        </w:rPr>
+        <w:t>רִבּוֹן</w:t>
+      </w:r>
+      <w:r>
+        <w:rPr>
+          <w:rFonts w:ascii="Times New Roman" w:hAnsi="Times New Roman" w:cs="Times New Roman"/>
+        </w:rPr>
+        <w:t xml:space="preserve"> come to mind: </w:t>
+      </w:r>
+      <w:r>
+        <w:rPr>
+          <w:rFonts w:ascii="Times New Roman" w:hAnsi="Times New Roman" w:cs="Times New Roman"/>
+          <w:rtl/>
+        </w:rPr>
+        <w:t xml:space="preserve"> </w:t>
+      </w:r>
+      <w:r>
+        <w:rPr>
+          <w:rFonts w:ascii="Times New Roman" w:hAnsi="Times New Roman" w:cs="Times New Roman" w:hint="cs"/>
+          <w:rtl/>
+        </w:rPr>
+        <w:t>פְּרוֹק</w:t>
+      </w:r>
+      <w:r>
+        <w:rPr>
+          <w:rFonts w:ascii="Times New Roman" w:hAnsi="Times New Roman" w:cs="Times New Roman"/>
+          <w:rtl/>
+        </w:rPr>
+        <w:t xml:space="preserve"> </w:t>
+      </w:r>
+      <w:r>
+        <w:rPr>
+          <w:rFonts w:ascii="Times New Roman" w:hAnsi="Times New Roman" w:cs="Times New Roman" w:hint="cs"/>
+          <w:rtl/>
+        </w:rPr>
+        <w:t>יַת</w:t>
+      </w:r>
+      <w:r>
+        <w:rPr>
+          <w:rFonts w:ascii="Times New Roman" w:hAnsi="Times New Roman" w:cs="Times New Roman"/>
+          <w:rtl/>
+        </w:rPr>
+        <w:t xml:space="preserve"> </w:t>
+      </w:r>
+      <w:r>
+        <w:rPr>
+          <w:rFonts w:ascii="Times New Roman" w:hAnsi="Times New Roman" w:cs="Times New Roman" w:hint="cs"/>
+          <w:rtl/>
+        </w:rPr>
+        <w:t>עָנָךְ</w:t>
+      </w:r>
+      <w:r>
+        <w:rPr>
+          <w:rFonts w:ascii="Times New Roman" w:hAnsi="Times New Roman" w:cs="Times New Roman"/>
+          <w:rtl/>
+        </w:rPr>
+        <w:t xml:space="preserve"> </w:t>
+      </w:r>
+      <w:r>
+        <w:rPr>
+          <w:rFonts w:ascii="Times New Roman" w:hAnsi="Times New Roman" w:cs="Times New Roman" w:hint="cs"/>
+          <w:rtl/>
+        </w:rPr>
+        <w:t>מִפּוּם</w:t>
+      </w:r>
+      <w:r>
+        <w:rPr>
+          <w:rFonts w:ascii="Times New Roman" w:hAnsi="Times New Roman" w:cs="Times New Roman"/>
+          <w:rtl/>
+        </w:rPr>
+        <w:t xml:space="preserve"> </w:t>
+      </w:r>
+      <w:r>
+        <w:rPr>
+          <w:rFonts w:ascii="Times New Roman" w:hAnsi="Times New Roman" w:cs="Times New Roman" w:hint="cs"/>
+          <w:rtl/>
+        </w:rPr>
+        <w:t>אַרְיְוָתָ</w:t>
       </w:r>
       <w:r>
         <w:rPr>
@@ -1088,141 +1157,8 @@
       <w:r>
         <w:rPr>
           <w:rFonts w:ascii="Times New Roman" w:hAnsi="Times New Roman" w:cs="Times New Roman"/>
-          <w:rtl/>
-        </w:rPr>
-        <w:t xml:space="preserve"> </w:t>
-      </w:r>
-      <w:r>
-        <w:rPr>
-          <w:rFonts w:ascii="Times New Roman" w:hAnsi="Times New Roman" w:cs="Times New Roman" w:hint="cs"/>
-          <w:rtl/>
-        </w:rPr>
-        <w:t>דִּי</w:t>
-      </w:r>
-      <w:r>
-        <w:rPr>
-          <w:rFonts w:ascii="Times New Roman" w:hAnsi="Times New Roman" w:cs="Times New Roman"/>
-          <w:rtl/>
-        </w:rPr>
-        <w:t xml:space="preserve"> </w:t>
-      </w:r>
-      <w:r>
-        <w:rPr>
-          <w:rFonts w:ascii="Times New Roman" w:hAnsi="Times New Roman" w:cs="Times New Roman" w:hint="cs"/>
-          <w:rtl/>
-        </w:rPr>
-        <w:t>לֵהּ</w:t>
-      </w:r>
-      <w:r>
-        <w:rPr>
-          <w:rFonts w:ascii="Times New Roman" w:hAnsi="Times New Roman" w:cs="Times New Roman"/>
-          <w:rtl/>
-        </w:rPr>
-        <w:t xml:space="preserve"> </w:t>
-      </w:r>
-      <w:r>
-        <w:rPr>
-          <w:rFonts w:ascii="Times New Roman" w:hAnsi="Times New Roman" w:cs="Times New Roman" w:hint="cs"/>
-          <w:rtl/>
-        </w:rPr>
-        <w:t>יְקָר</w:t>
-      </w:r>
-      <w:r>
-        <w:rPr>
-          <w:rFonts w:ascii="Times New Roman" w:hAnsi="Times New Roman" w:cs="Times New Roman"/>
-          <w:rtl/>
-        </w:rPr>
-        <w:t xml:space="preserve"> </w:t>
-      </w:r>
-      <w:r>
-        <w:rPr>
-          <w:rFonts w:ascii="Times New Roman" w:hAnsi="Times New Roman" w:cs="Times New Roman" w:hint="cs"/>
-          <w:rtl/>
-        </w:rPr>
-        <w:t>וּרְבוּתָא</w:t>
-      </w:r>
-      <w:r>
-        <w:rPr>
-          <w:rFonts w:ascii="Times New Roman" w:hAnsi="Times New Roman" w:cs="Times New Roman"/>
-          <w:rtl/>
-        </w:rPr>
-        <w:t xml:space="preserve">, </w:t>
-      </w:r>
-      <w:r>
-        <w:rPr>
-          <w:rFonts w:ascii="Times New Roman" w:hAnsi="Times New Roman" w:cs="Times New Roman" w:hint="cs"/>
-          <w:rtl/>
-        </w:rPr>
-        <w:t>פְּרוֹק</w:t>
-      </w:r>
-      <w:r>
-        <w:rPr>
-          <w:rFonts w:ascii="Times New Roman" w:hAnsi="Times New Roman" w:cs="Times New Roman"/>
-          <w:rtl/>
-        </w:rPr>
-        <w:t xml:space="preserve"> </w:t>
-      </w:r>
-      <w:r>
-        <w:rPr>
-          <w:rFonts w:ascii="Times New Roman" w:hAnsi="Times New Roman" w:cs="Times New Roman" w:hint="cs"/>
-          <w:rtl/>
-        </w:rPr>
-        <w:t>יַת</w:t>
-      </w:r>
-      <w:r>
-        <w:rPr>
-          <w:rFonts w:ascii="Times New Roman" w:hAnsi="Times New Roman" w:cs="Times New Roman"/>
-          <w:rtl/>
-        </w:rPr>
-        <w:t xml:space="preserve"> </w:t>
-      </w:r>
-      <w:r>
-        <w:rPr>
-          <w:rFonts w:ascii="Times New Roman" w:hAnsi="Times New Roman" w:cs="Times New Roman" w:hint="cs"/>
-          <w:rtl/>
-        </w:rPr>
-        <w:t>עָנָךְ</w:t>
-      </w:r>
-      <w:r>
-        <w:rPr>
-          <w:rFonts w:ascii="Times New Roman" w:hAnsi="Times New Roman" w:cs="Times New Roman"/>
-          <w:rtl/>
-        </w:rPr>
-        <w:t xml:space="preserve"> </w:t>
-      </w:r>
-      <w:r>
-        <w:rPr>
-          <w:rFonts w:ascii="Times New Roman" w:hAnsi="Times New Roman" w:cs="Times New Roman" w:hint="cs"/>
-          <w:rtl/>
-        </w:rPr>
-        <w:t>מִפּוּם</w:t>
-      </w:r>
-      <w:r>
-        <w:rPr>
-          <w:rFonts w:ascii="Times New Roman" w:hAnsi="Times New Roman" w:cs="Times New Roman"/>
-          <w:rtl/>
-        </w:rPr>
-        <w:t xml:space="preserve"> </w:t>
-      </w:r>
-      <w:r>
-        <w:rPr>
-          <w:rFonts w:ascii="Times New Roman" w:hAnsi="Times New Roman" w:cs="Times New Roman" w:hint="cs"/>
-          <w:rtl/>
-        </w:rPr>
-        <w:t>אַרְיְוָתָ</w:t>
-      </w:r>
-      <w:r>
-        <w:rPr>
-          <w:rFonts w:ascii="Times New Roman" w:hAnsi="Times New Roman" w:cs="Times New Roman" w:hint="cs"/>
-          <w:rtl/>
-        </w:rPr>
-        <w:t>א</w:t>
-      </w:r>
-      <w:r>
-        <w:rPr>
-          <w:rFonts w:ascii="Times New Roman" w:hAnsi="Times New Roman" w:cs="Times New Roman"/>
-        </w:rPr>
-        <w:t xml:space="preserve"> - “</w:t>
+        </w:rPr>
+        <w:t>- “</w:t>
       </w:r>
       <w:r>
         <w:rPr>
